--- a/private-documents/lebenslauf-etienne-schwab.docx
+++ b/private-documents/lebenslauf-etienne-schwab.docx
@@ -395,7 +395,24 @@
               <w:pStyle w:val="Listen"/>
             </w:pPr>
             <w:r>
-              <w:t>Patrick Meier Klassenlehrer</w:t>
+              <w:rPr>
+                <w:b/>
+                <w:bCs/>
+              </w:rPr>
+              <w:t>Patrick Meier</w:t>
+            </w:r>
+            <w:r>
+              <w:t xml:space="preserve"> </w:t>
+            </w:r>
+            <w:r>
+              <w:rPr>
+                <w:b/>
+                <w:bCs/>
+              </w:rPr>
+              <w:t>Klassenlehrer</w:t>
+            </w:r>
+            <w:r>
+              <w:t xml:space="preserve"> Wirtschaf und Recht</w:t>
             </w:r>
             <w:r>
               <w:t>:</w:t>
@@ -428,7 +445,19 @@
               <w:rPr>
                 <w:lang w:val="it-IT"/>
               </w:rPr>
-              <w:t>Michael Peter Schulleiter</w:t>
+              <w:t xml:space="preserve">+ 41 </w:t>
+            </w:r>
+            <w:r>
+              <w:rPr>
+                <w:lang w:val="it-IT"/>
+              </w:rPr>
+              <w:t>079 834 88 77</w:t>
+            </w:r>
+            <w:r>
+              <w:rPr>
+                <w:lang w:val="it-IT"/>
+              </w:rPr>
+              <w:t xml:space="preserve"> </w:t>
             </w:r>
           </w:p>
           <w:p>
@@ -436,22 +465,83 @@
               <w:pStyle w:val="Listen"/>
               <w:rPr>
                 <w:lang w:val="it-IT"/>
+              </w:rPr>
+            </w:pPr>
+            <w:r>
+              <w:rPr>
+                <w:b/>
+                <w:bCs/>
+                <w:lang w:val="it-IT"/>
+              </w:rPr>
+              <w:t>Reto Glarner</w:t>
+            </w:r>
+            <w:r>
+              <w:rPr>
+                <w:lang w:val="it-IT"/>
+              </w:rPr>
+              <w:t xml:space="preserve"> </w:t>
+            </w:r>
+            <w:r>
+              <w:rPr>
+                <w:b/>
+                <w:bCs/>
+                <w:lang w:val="it-IT"/>
+              </w:rPr>
+              <w:t>Gibb-Lehrperson</w:t>
+            </w:r>
+          </w:p>
+          <w:p>
+            <w:pPr>
+              <w:pStyle w:val="Listen"/>
+              <w:rPr>
+                <w:lang w:val="en-GB"/>
+              </w:rPr>
+            </w:pPr>
+            <w:r>
+              <w:rPr>
+                <w:lang w:val="en-GB"/>
+              </w:rPr>
+              <w:t>HTML/CSS, .NET, Docker:</w:t>
+            </w:r>
+          </w:p>
+          <w:p>
+            <w:pPr>
+              <w:pStyle w:val="Listen"/>
+              <w:rPr>
+                <w:lang w:val="en-GB"/>
               </w:rPr>
             </w:pPr>
             <w:hyperlink r:id="rId14" w:history="1">
               <w:r>
                 <w:rPr>
                   <w:rStyle w:val="Hyperlink"/>
-                  <w:lang w:val="it-IT"/>
+                  <w:lang w:val="en-GB"/>
                 </w:rPr>
-                <w:t>michael.peter@bwdbern.ch</w:t>
+                <w:t>reto.glarner@gibb.ch</w:t>
               </w:r>
             </w:hyperlink>
             <w:r>
               <w:rPr>
-                <w:lang w:val="it-IT"/>
+                <w:lang w:val="en-GB"/>
               </w:rPr>
               <w:t xml:space="preserve"> </w:t>
+            </w:r>
+          </w:p>
+          <w:p>
+            <w:pPr>
+              <w:pStyle w:val="Listen"/>
+              <w:rPr>
+                <w:lang w:val="en-GB"/>
+              </w:rPr>
+            </w:pPr>
+            <w:r>
+              <w:rPr>
+                <w:lang w:val="en-GB"/>
+              </w:rPr>
+              <w:t xml:space="preserve">+41 </w:t>
+            </w:r>
+            <w:r>
+              <w:t>079 414 74 18</w:t>
             </w:r>
           </w:p>
         </w:tc>
@@ -468,7 +558,7 @@
           <w:p>
             <w:pPr>
               <w:rPr>
-                <w:lang w:val="it-IT"/>
+                <w:lang w:val="en-GB"/>
               </w:rPr>
             </w:pPr>
           </w:p>
@@ -485,7 +575,7 @@
           <w:p>
             <w:pPr>
               <w:rPr>
-                <w:lang w:val="it-IT"/>
+                <w:lang w:val="en-GB"/>
               </w:rPr>
             </w:pPr>
           </w:p>
@@ -3246,7 +3336,6 @@
   <w:style w:type="character" w:default="1" w:styleId="Absatz-Standardschriftart">
     <w:name w:val="Default Paragraph Font"/>
     <w:uiPriority w:val="1"/>
-    <w:semiHidden/>
     <w:unhideWhenUsed/>
   </w:style>
   <w:style w:type="table" w:default="1" w:styleId="NormaleTabelle">
@@ -3911,15 +4000,30 @@
 </file>
 
 <file path=customXml/item1.xml><?xml version="1.0" encoding="utf-8"?>
-<?mso-contentType ?>
-<FormTemplates xmlns="http://schemas.microsoft.com/sharepoint/v3/contenttype/forms">
-  <Display>DocumentLibraryForm</Display>
-  <Edit>DocumentLibraryForm</Edit>
-  <New>DocumentLibraryForm</New>
-</FormTemplates>
+<b:Sources xmlns:b="http://schemas.openxmlformats.org/officeDocument/2006/bibliography" xmlns="http://schemas.openxmlformats.org/officeDocument/2006/bibliography" SelectedStyle="\APASixthEditionOfficeOnline.xsl" StyleName="APA" Version="6"/>
 </file>
 
 <file path=customXml/item2.xml><?xml version="1.0" encoding="utf-8"?>
+<p:properties xmlns:p="http://schemas.microsoft.com/office/2006/metadata/properties" xmlns:xsi="http://www.w3.org/2001/XMLSchema-instance" xmlns:pc="http://schemas.microsoft.com/office/infopath/2007/PartnerControls">
+  <documentManagement>
+    <_ip_UnifiedCompliancePolicyUIAction xmlns="http://schemas.microsoft.com/sharepoint/v3" xsi:nil="true"/>
+    <_ip_UnifiedCompliancePolicyProperties xmlns="http://schemas.microsoft.com/sharepoint/v3" xsi:nil="true"/>
+    <TaxCatchAll xmlns="230e9df3-be65-4c73-a93b-d1236ebd677e" xsi:nil="true"/>
+    <MediaServiceKeyPoints xmlns="71af3243-3dd4-4a8d-8c0d-dd76da1f02a5" xsi:nil="true"/>
+    <Image xmlns="71af3243-3dd4-4a8d-8c0d-dd76da1f02a5">
+      <Url xsi:nil="true"/>
+      <Description xsi:nil="true"/>
+    </Image>
+    <Status xmlns="71af3243-3dd4-4a8d-8c0d-dd76da1f02a5">Not started</Status>
+    <Background xmlns="71af3243-3dd4-4a8d-8c0d-dd76da1f02a5">false</Background>
+    <ImageTagsTaxHTField xmlns="71af3243-3dd4-4a8d-8c0d-dd76da1f02a5">
+      <Terms xmlns="http://schemas.microsoft.com/office/infopath/2007/PartnerControls"/>
+    </ImageTagsTaxHTField>
+  </documentManagement>
+</p:properties>
+</file>
+
+<file path=customXml/item3.xml><?xml version="1.0" encoding="utf-8"?>
 <ct:contentTypeSchema xmlns:ct="http://schemas.microsoft.com/office/2006/metadata/contentType" xmlns:ma="http://schemas.microsoft.com/office/2006/metadata/properties/metaAttributes" ct:_="" ma:_="" ma:contentTypeName="Document" ma:contentTypeID="0x01010079F111ED35F8CC479449609E8A0923A6" ma:contentTypeVersion="28" ma:contentTypeDescription="Create a new document." ma:contentTypeScope="" ma:versionID="60f5a4f2d2b0abadcf532d48ebf9cb71">
   <xsd:schema xmlns:xsd="http://www.w3.org/2001/XMLSchema" xmlns:xs="http://www.w3.org/2001/XMLSchema" xmlns:p="http://schemas.microsoft.com/office/2006/metadata/properties" xmlns:ns1="http://schemas.microsoft.com/sharepoint/v3" xmlns:ns2="71af3243-3dd4-4a8d-8c0d-dd76da1f02a5" xmlns:ns3="16c05727-aa75-4e4a-9b5f-8a80a1165891" xmlns:ns4="230e9df3-be65-4c73-a93b-d1236ebd677e" targetNamespace="http://schemas.microsoft.com/office/2006/metadata/properties" ma:root="true" ma:fieldsID="7dd78129e6a1811f84807ad11c651531" ns1:_="" ns2:_="" ns3:_="" ns4:_="">
     <xsd:import namespace="http://schemas.microsoft.com/sharepoint/v3"/>
@@ -4231,39 +4335,36 @@
 </ct:contentTypeSchema>
 </file>
 
-<file path=customXml/item3.xml><?xml version="1.0" encoding="utf-8"?>
-<p:properties xmlns:p="http://schemas.microsoft.com/office/2006/metadata/properties" xmlns:xsi="http://www.w3.org/2001/XMLSchema-instance" xmlns:pc="http://schemas.microsoft.com/office/infopath/2007/PartnerControls">
-  <documentManagement>
-    <_ip_UnifiedCompliancePolicyUIAction xmlns="http://schemas.microsoft.com/sharepoint/v3" xsi:nil="true"/>
-    <_ip_UnifiedCompliancePolicyProperties xmlns="http://schemas.microsoft.com/sharepoint/v3" xsi:nil="true"/>
-    <TaxCatchAll xmlns="230e9df3-be65-4c73-a93b-d1236ebd677e" xsi:nil="true"/>
-    <MediaServiceKeyPoints xmlns="71af3243-3dd4-4a8d-8c0d-dd76da1f02a5" xsi:nil="true"/>
-    <Image xmlns="71af3243-3dd4-4a8d-8c0d-dd76da1f02a5">
-      <Url xsi:nil="true"/>
-      <Description xsi:nil="true"/>
-    </Image>
-    <Status xmlns="71af3243-3dd4-4a8d-8c0d-dd76da1f02a5">Not started</Status>
-    <Background xmlns="71af3243-3dd4-4a8d-8c0d-dd76da1f02a5">false</Background>
-    <ImageTagsTaxHTField xmlns="71af3243-3dd4-4a8d-8c0d-dd76da1f02a5">
-      <Terms xmlns="http://schemas.microsoft.com/office/infopath/2007/PartnerControls"/>
-    </ImageTagsTaxHTField>
-  </documentManagement>
-</p:properties>
-</file>
-
 <file path=customXml/item4.xml><?xml version="1.0" encoding="utf-8"?>
-<b:Sources xmlns:b="http://schemas.openxmlformats.org/officeDocument/2006/bibliography" xmlns="http://schemas.openxmlformats.org/officeDocument/2006/bibliography" SelectedStyle="\APASixthEditionOfficeOnline.xsl" StyleName="APA" Version="6"/>
+<?mso-contentType ?>
+<FormTemplates xmlns="http://schemas.microsoft.com/sharepoint/v3/contenttype/forms">
+  <Display>DocumentLibraryForm</Display>
+  <Edit>DocumentLibraryForm</Edit>
+  <New>DocumentLibraryForm</New>
+</FormTemplates>
 </file>
 
 <file path=customXml/itemProps1.xml><?xml version="1.0" encoding="utf-8"?>
-<ds:datastoreItem xmlns:ds="http://schemas.openxmlformats.org/officeDocument/2006/customXml" ds:itemID="{1AB61D5A-ACDC-47A8-8C32-A26B262D672B}">
+<ds:datastoreItem xmlns:ds="http://schemas.openxmlformats.org/officeDocument/2006/customXml" ds:itemID="{AB82FF7A-CD88-4277-BCBC-B687323A6C18}">
   <ds:schemaRefs>
-    <ds:schemaRef ds:uri="http://schemas.microsoft.com/sharepoint/v3/contenttype/forms"/>
+    <ds:schemaRef ds:uri="http://schemas.openxmlformats.org/officeDocument/2006/bibliography"/>
   </ds:schemaRefs>
 </ds:datastoreItem>
 </file>
 
 <file path=customXml/itemProps2.xml><?xml version="1.0" encoding="utf-8"?>
+<ds:datastoreItem xmlns:ds="http://schemas.openxmlformats.org/officeDocument/2006/customXml" ds:itemID="{B16ADDF8-99A8-4912-90BE-99EF86D2F024}">
+  <ds:schemaRefs>
+    <ds:schemaRef ds:uri="http://schemas.microsoft.com/office/2006/metadata/properties"/>
+    <ds:schemaRef ds:uri="http://schemas.microsoft.com/office/infopath/2007/PartnerControls"/>
+    <ds:schemaRef ds:uri="http://schemas.microsoft.com/sharepoint/v3"/>
+    <ds:schemaRef ds:uri="230e9df3-be65-4c73-a93b-d1236ebd677e"/>
+    <ds:schemaRef ds:uri="71af3243-3dd4-4a8d-8c0d-dd76da1f02a5"/>
+  </ds:schemaRefs>
+</ds:datastoreItem>
+</file>
+
+<file path=customXml/itemProps3.xml><?xml version="1.0" encoding="utf-8"?>
 <ds:datastoreItem xmlns:ds="http://schemas.openxmlformats.org/officeDocument/2006/customXml" ds:itemID="{892F61D2-5DDA-4F31-8D2D-6F968F2CCE14}">
   <ds:schemaRefs>
     <ds:schemaRef ds:uri="http://schemas.microsoft.com/office/2006/metadata/contentType"/>
@@ -4284,22 +4385,10 @@
 </ds:datastoreItem>
 </file>
 
-<file path=customXml/itemProps3.xml><?xml version="1.0" encoding="utf-8"?>
-<ds:datastoreItem xmlns:ds="http://schemas.openxmlformats.org/officeDocument/2006/customXml" ds:itemID="{B16ADDF8-99A8-4912-90BE-99EF86D2F024}">
+<file path=customXml/itemProps4.xml><?xml version="1.0" encoding="utf-8"?>
+<ds:datastoreItem xmlns:ds="http://schemas.openxmlformats.org/officeDocument/2006/customXml" ds:itemID="{1AB61D5A-ACDC-47A8-8C32-A26B262D672B}">
   <ds:schemaRefs>
-    <ds:schemaRef ds:uri="http://schemas.microsoft.com/office/2006/metadata/properties"/>
-    <ds:schemaRef ds:uri="http://schemas.microsoft.com/office/infopath/2007/PartnerControls"/>
-    <ds:schemaRef ds:uri="http://schemas.microsoft.com/sharepoint/v3"/>
-    <ds:schemaRef ds:uri="230e9df3-be65-4c73-a93b-d1236ebd677e"/>
-    <ds:schemaRef ds:uri="71af3243-3dd4-4a8d-8c0d-dd76da1f02a5"/>
-  </ds:schemaRefs>
-</ds:datastoreItem>
-</file>
-
-<file path=customXml/itemProps4.xml><?xml version="1.0" encoding="utf-8"?>
-<ds:datastoreItem xmlns:ds="http://schemas.openxmlformats.org/officeDocument/2006/customXml" ds:itemID="{AB82FF7A-CD88-4277-BCBC-B687323A6C18}">
-  <ds:schemaRefs>
-    <ds:schemaRef ds:uri="http://schemas.openxmlformats.org/officeDocument/2006/bibliography"/>
+    <ds:schemaRef ds:uri="http://schemas.microsoft.com/sharepoint/v3/contenttype/forms"/>
   </ds:schemaRefs>
 </ds:datastoreItem>
 </file>

--- a/private-documents/lebenslauf-etienne-schwab.docx
+++ b/private-documents/lebenslauf-etienne-schwab.docx
@@ -362,21 +362,8 @@
             <w:pPr>
               <w:pStyle w:val="Listen"/>
             </w:pPr>
-            <w:proofErr w:type="gramStart"/>
-            <w:r>
-              <w:t>IMS Bern</w:t>
-            </w:r>
-            <w:proofErr w:type="gramEnd"/>
-            <w:r>
-              <w:t xml:space="preserve">, </w:t>
-            </w:r>
-            <w:proofErr w:type="gramStart"/>
-            <w:r>
-              <w:t>BWD Ausbildung</w:t>
-            </w:r>
-            <w:proofErr w:type="gramEnd"/>
-            <w:r>
-              <w:t xml:space="preserve"> zum Applikations-Entwickler EFZ mit Berufsmatur in Wirtschaft</w:t>
+            <w:r>
+              <w:t>IMS Bern, BWD Ausbildung zum Applikations-Entwickler EFZ mit Berufsmatur in Wirtschaft</w:t>
             </w:r>
           </w:p>
           <w:p>
@@ -445,7 +432,7 @@
               <w:rPr>
                 <w:lang w:val="it-IT"/>
               </w:rPr>
-              <w:t xml:space="preserve">+ 41 </w:t>
+              <w:t xml:space="preserve">+41 </w:t>
             </w:r>
             <w:r>
               <w:rPr>
@@ -617,21 +604,7 @@
               <w:rPr>
                 <w:lang w:bidi="de-DE"/>
               </w:rPr>
-              <w:t xml:space="preserve">Ich bin 17 Jahre alt und besuche die </w:t>
-            </w:r>
-            <w:proofErr w:type="gramStart"/>
-            <w:r>
-              <w:rPr>
-                <w:lang w:bidi="de-DE"/>
-              </w:rPr>
-              <w:t>IMS Bern</w:t>
-            </w:r>
-            <w:proofErr w:type="gramEnd"/>
-            <w:r>
-              <w:rPr>
-                <w:lang w:bidi="de-DE"/>
-              </w:rPr>
-              <w:t xml:space="preserve"> im 2. Ausbildungsjahr. Besonders interessiere ich mich für Webentwicklung, Informatik und Design. Für mein Praktikum suche ich eine Stelle, bei der ich praktische Erfahrung sammeln, mein Wissen einsetzen und mich fachlich weiterentwickeln kann.</w:t>
+              <w:t>Ich bin 17 Jahre alt und besuche die IMS Bern im 2. Ausbildungsjahr. Besonders interessiere ich mich für Webentwicklung, Informatik und Design. Für mein Praktikum suche ich eine Stelle, bei der ich praktische Erfahrung sammeln, mein Wissen einsetzen und mich fachlich weiterentwickeln kann.</w:t>
             </w:r>
           </w:p>
           <w:p>
@@ -705,25 +678,7 @@
                 <w:bCs w:val="0"/>
                 <w:lang w:val="de-CH"/>
               </w:rPr>
-              <w:t xml:space="preserve">React · Next.js · </w:t>
-            </w:r>
-            <w:proofErr w:type="spellStart"/>
-            <w:r>
-              <w:rPr>
-                <w:b w:val="0"/>
-                <w:bCs w:val="0"/>
-                <w:lang w:val="de-CH"/>
-              </w:rPr>
-              <w:t>TypeScript</w:t>
-            </w:r>
-            <w:proofErr w:type="spellEnd"/>
-            <w:r>
-              <w:rPr>
-                <w:b w:val="0"/>
-                <w:bCs w:val="0"/>
-                <w:lang w:val="de-CH"/>
-              </w:rPr>
-              <w:t xml:space="preserve"> · HTML · CSS</w:t>
+              <w:t>React · Next.js · TypeScript · HTML · CSS</w:t>
             </w:r>
           </w:p>
           <w:p>
@@ -747,36 +702,8 @@
                 <w:bCs w:val="0"/>
                 <w:lang w:val="de-CH"/>
               </w:rPr>
-              <w:t xml:space="preserve">: </w:t>
-            </w:r>
-            <w:proofErr w:type="spellStart"/>
-            <w:r>
-              <w:rPr>
-                <w:b w:val="0"/>
-                <w:bCs w:val="0"/>
-                <w:lang w:val="de-CH"/>
-              </w:rPr>
-              <w:t>NestJS</w:t>
-            </w:r>
-            <w:proofErr w:type="spellEnd"/>
-            <w:r>
-              <w:rPr>
-                <w:b w:val="0"/>
-                <w:bCs w:val="0"/>
-                <w:lang w:val="de-CH"/>
-              </w:rPr>
-              <w:t xml:space="preserve"> · SQL · Datenbanken · </w:t>
-            </w:r>
-            <w:proofErr w:type="spellStart"/>
-            <w:r>
-              <w:rPr>
-                <w:b w:val="0"/>
-                <w:bCs w:val="0"/>
-                <w:lang w:val="de-CH"/>
-              </w:rPr>
-              <w:t>Supabase</w:t>
-            </w:r>
-            <w:proofErr w:type="spellEnd"/>
+              <w:t>: NestJS · SQL · Datenbanken · Supabase</w:t>
+            </w:r>
           </w:p>
           <w:p>
             <w:pPr>
@@ -805,18 +732,8 @@
                 <w:bCs w:val="0"/>
                 <w:lang w:val="de-CH"/>
               </w:rPr>
-              <w:t xml:space="preserve">React Native · .NET MAUI · </w:t>
-            </w:r>
-            <w:proofErr w:type="spellStart"/>
-            <w:r>
-              <w:rPr>
-                <w:b w:val="0"/>
-                <w:bCs w:val="0"/>
-                <w:lang w:val="de-CH"/>
-              </w:rPr>
-              <w:t>TypeScript</w:t>
-            </w:r>
-            <w:proofErr w:type="spellEnd"/>
+              <w:t>React Native · .NET MAUI · TypeScript</w:t>
+            </w:r>
           </w:p>
           <w:p>
             <w:pPr>
@@ -847,103 +764,29 @@
                 <w:lang w:val="de-CH"/>
               </w:rPr>
             </w:pPr>
-            <w:proofErr w:type="spellStart"/>
             <w:r>
               <w:rPr>
                 <w:b w:val="0"/>
                 <w:bCs w:val="0"/>
                 <w:lang w:val="de-CH"/>
               </w:rPr>
-              <w:t>Git</w:t>
-            </w:r>
-            <w:proofErr w:type="spellEnd"/>
+              <w:t>Git · GitLab</w:t>
+            </w:r>
             <w:r>
               <w:rPr>
                 <w:b w:val="0"/>
                 <w:bCs w:val="0"/>
                 <w:lang w:val="de-CH"/>
               </w:rPr>
-              <w:t xml:space="preserve"> · </w:t>
-            </w:r>
-            <w:proofErr w:type="spellStart"/>
+              <w:t>/GitHub</w:t>
+            </w:r>
             <w:r>
               <w:rPr>
                 <w:b w:val="0"/>
                 <w:bCs w:val="0"/>
                 <w:lang w:val="de-CH"/>
               </w:rPr>
-              <w:t>GitLab</w:t>
-            </w:r>
-            <w:proofErr w:type="spellEnd"/>
-            <w:r>
-              <w:rPr>
-                <w:b w:val="0"/>
-                <w:bCs w:val="0"/>
-                <w:lang w:val="de-CH"/>
-              </w:rPr>
-              <w:t>/GitHub</w:t>
-            </w:r>
-            <w:r>
-              <w:rPr>
-                <w:b w:val="0"/>
-                <w:bCs w:val="0"/>
-                <w:lang w:val="de-CH"/>
-              </w:rPr>
-              <w:t xml:space="preserve"> · </w:t>
-            </w:r>
-            <w:proofErr w:type="spellStart"/>
-            <w:r>
-              <w:rPr>
-                <w:b w:val="0"/>
-                <w:bCs w:val="0"/>
-                <w:lang w:val="de-CH"/>
-              </w:rPr>
-              <w:t>GitLab</w:t>
-            </w:r>
-            <w:proofErr w:type="spellEnd"/>
-            <w:r>
-              <w:rPr>
-                <w:b w:val="0"/>
-                <w:bCs w:val="0"/>
-                <w:lang w:val="de-CH"/>
-              </w:rPr>
-              <w:t xml:space="preserve"> CI/CD · Docker · </w:t>
-            </w:r>
-            <w:proofErr w:type="spellStart"/>
-            <w:r>
-              <w:rPr>
-                <w:b w:val="0"/>
-                <w:bCs w:val="0"/>
-                <w:lang w:val="de-CH"/>
-              </w:rPr>
-              <w:t>Kubernetes</w:t>
-            </w:r>
-            <w:proofErr w:type="spellEnd"/>
-            <w:r>
-              <w:rPr>
-                <w:b w:val="0"/>
-                <w:bCs w:val="0"/>
-                <w:lang w:val="de-CH"/>
-              </w:rPr>
-              <w:t xml:space="preserve"> · </w:t>
-            </w:r>
-            <w:proofErr w:type="spellStart"/>
-            <w:r>
-              <w:rPr>
-                <w:b w:val="0"/>
-                <w:bCs w:val="0"/>
-                <w:lang w:val="de-CH"/>
-              </w:rPr>
-              <w:t>ArgoCD</w:t>
-            </w:r>
-            <w:proofErr w:type="spellEnd"/>
-            <w:r>
-              <w:rPr>
-                <w:b w:val="0"/>
-                <w:bCs w:val="0"/>
-                <w:lang w:val="de-CH"/>
-              </w:rPr>
-              <w:t xml:space="preserve"> · Azure · AWS</w:t>
+              <w:t xml:space="preserve"> · GitLab CI/CD · Docker · Kubernetes · ArgoCD · Azure · AWS</w:t>
             </w:r>
           </w:p>
           <w:p>
